--- a/Entregables/Actividad 4/2_Word_Quarto/Actividad 4 - Investigacion Modernizacion Nacion Neuquen.docx
+++ b/Entregables/Actividad 4/2_Word_Quarto/Actividad 4 - Investigacion Modernizacion Nacion Neuquen.docx
@@ -16,7 +16,7 @@
               <a:graphicData uri="http://schemas.openxmlformats.org/drawingml/2006/picture">
                 <pic:pic>
                   <pic:nvPicPr>
-                    <pic:cNvPr descr="../../../Logotipo%20de%20curzas/CURZAS.png" id="23" name="Picture"/>
+                    <pic:cNvPr descr="../../../recursos/Logotipo%20de%20curzas/CURZAS.png" id="23" name="Picture"/>
                     <pic:cNvPicPr>
                       <a:picLocks noChangeArrowheads="1" noChangeAspect="1"/>
                     </pic:cNvPicPr>
